--- a/docs/product/images/meilenstein2/Systemtests.docx
+++ b/docs/product/images/meilenstein2/Systemtests.docx
@@ -157,13 +157,7 @@
           </w:tcPr>
           <w:p>
             <w:r>
-              <w:t>App installieren und öffnen, dann Zugangscode vom Arzt eingeb</w:t>
-            </w:r>
-            <w:r>
-              <w:t>e</w:t>
-            </w:r>
-            <w:r>
-              <w:t>n</w:t>
+              <w:t>App installieren und öffnen, dann Zugangscode vom Arzt eingebn</w:t>
             </w:r>
           </w:p>
         </w:tc>
@@ -498,13 +492,7 @@
           </w:tcPr>
           <w:p>
             <w:r>
-              <w:t xml:space="preserve">Schlafprotokoll wird ausgelassen, weil der Nutzer es vergessen hat, er/sie keine </w:t>
-            </w:r>
-            <w:r>
-              <w:t>Z</w:t>
-            </w:r>
-            <w:r>
-              <w:t>eit oder keine Lust hat</w:t>
+              <w:t>Schlafprotokoll wird ausgelassen, weil der Nutzer es vergessen hat, er/sie keine zeit oder keine Lust hat</w:t>
             </w:r>
           </w:p>
         </w:tc>
